--- a/output/Lab4.docx
+++ b/output/Lab4.docx
@@ -1219,7 +1219,7 @@
               <w:br/>
               <w:t>INNER JOIN tblEmployee e ON d.empSSN = e.empSSN</w:t>
               <w:br/>
-              <w:t>WHERE DATEDIFF(YEAR, d.depBirthdate, GETDATE()) &gt; 18;</w:t>
+              <w:t>WHERE DATEADD(YEAR, 18, d.depBirthdate) &lt; GETDATE();</w:t>
             </w:r>
           </w:p>
         </w:tc>
@@ -1242,7 +1242,7 @@
         <w:t xml:space="preserve">Technical Explanation: </w:t>
       </w:r>
       <w:r>
-        <w:t>Join tblDependent and tblEmployee using DATEDIFF on depBirthdate.</w:t>
+        <w:t>Join tblDependent and tblEmployee; a dependent is older than 18 when the 18th birthday has already passed: DATEADD(YEAR, 18, depBirthdate) &lt; GETDATE(). (DATEDIFF(YEAR, ...) only subtracts calendar years and ignores month/day, so it gives wrong ages.)</w:t>
       </w:r>
     </w:p>
     <w:p>
@@ -1781,7 +1781,7 @@
               <w:br/>
               <w:t>WHERE dep.depName = N'Phòng Nghiên cứu và phát triển'</w:t>
               <w:br/>
-              <w:t xml:space="preserve">  AND DATEDIFF(YEAR, d.depBirthdate, GETDATE()) &gt; 18;</w:t>
+              <w:t xml:space="preserve">  AND DATEADD(YEAR, 18, d.depBirthdate) &lt; GETDATE();</w:t>
             </w:r>
           </w:p>
         </w:tc>
@@ -1804,7 +1804,7 @@
         <w:t xml:space="preserve">Technical Explanation: </w:t>
       </w:r>
       <w:r>
-        <w:t>Filter by department name and DATEDIFF(YEAR, depBirthdate, GETDATE()) &gt; 18.</w:t>
+        <w:t>Filter by department name and DATEADD(YEAR, 18, depBirthdate) &lt; GETDATE() (18th birthday already passed; DATEDIFF(YEAR) ignores month/day so it is inaccurate).</w:t>
       </w:r>
     </w:p>
     <w:p>
@@ -2105,9 +2105,9 @@
               <w:br/>
               <w:t>FROM tblDepartment dep</w:t>
               <w:br/>
-              <w:t>INNER JOIN tblEmployee e ON dep.depNum = e.depNum</w:t>
+              <w:t>LEFT JOIN tblEmployee e ON dep.depNum = e.depNum</w:t>
               <w:br/>
-              <w:t>INNER JOIN tblDependent d ON e.empSSN = d.empSSN</w:t>
+              <w:t>LEFT JOIN tblDependent d ON e.empSSN = d.empSSN</w:t>
               <w:br/>
               <w:t>GROUP BY dep.depNum, dep.depName;</w:t>
             </w:r>
@@ -2132,7 +2132,7 @@
         <w:t xml:space="preserve">Technical Explanation: </w:t>
       </w:r>
       <w:r>
-        <w:t>Join tblDepartment, tblEmployee, tblDependent and GROUP BY depNum, depName.</w:t>
+        <w:t>LEFT JOIN tblDepartment, tblEmployee, tblDependent so every department is listed (0 when it has no dependents), COUNT(d.depName) GROUP BY depNum, depName.</w:t>
       </w:r>
     </w:p>
     <w:p>
@@ -3455,7 +3455,7 @@
               <w:br/>
               <w:t>FROM tblProject p</w:t>
               <w:br/>
-              <w:t>INNER JOIN tblWorksOn w ON p.proNum = w.proNum</w:t>
+              <w:t>LEFT JOIN tblWorksOn w ON p.proNum = w.proNum</w:t>
               <w:br/>
               <w:t>GROUP BY p.proNum, p.proName</w:t>
               <w:br/>
@@ -3482,7 +3482,7 @@
         <w:t xml:space="preserve">Technical Explanation: </w:t>
       </w:r>
       <w:r>
-        <w:t>TOP 1 WITH TIES ordered by COUNT(empSSN) ASC.</w:t>
+        <w:t>LEFT JOIN so projects with 0 members are included, TOP 1 WITH TIES ordered by COUNT(empSSN) ASC.</w:t>
       </w:r>
     </w:p>
     <w:p>
@@ -3903,7 +3903,7 @@
               <w:br/>
               <w:t>FROM tblLocation l</w:t>
               <w:br/>
-              <w:t>INNER JOIN tblDepLocation dl ON l.locNum = dl.locNum</w:t>
+              <w:t>LEFT JOIN tblDepLocation dl ON l.locNum = dl.locNum</w:t>
               <w:br/>
               <w:t>GROUP BY l.locName;</w:t>
             </w:r>
@@ -3928,7 +3928,7 @@
         <w:t xml:space="preserve">Technical Explanation: </w:t>
       </w:r>
       <w:r>
-        <w:t>Join tblLocation and tblDepLocation, COUNT(depNum) GROUP BY locName.</w:t>
+        <w:t>LEFT JOIN tblLocation and tblDepLocation so every location is listed (0 when no department works there), COUNT(dl.depNum) GROUP BY locName.</w:t>
       </w:r>
     </w:p>
     <w:p>
@@ -4013,7 +4013,7 @@
               <w:br/>
               <w:t>FROM tblDepartment d</w:t>
               <w:br/>
-              <w:t>INNER JOIN tblDepLocation dl ON d.depNum = dl.depNum</w:t>
+              <w:t>LEFT JOIN tblDepLocation dl ON d.depNum = dl.depNum</w:t>
               <w:br/>
               <w:t>GROUP BY d.depNum, d.depName;</w:t>
             </w:r>
@@ -4038,7 +4038,7 @@
         <w:t xml:space="preserve">Technical Explanation: </w:t>
       </w:r>
       <w:r>
-        <w:t>Join tblDepartment and tblDepLocation, COUNT(locNum) GROUP BY depNum, depName.</w:t>
+        <w:t>LEFT JOIN tblDepartment and tblDepLocation so every department is listed (0 when it has no location), COUNT(dl.locNum) GROUP BY depNum, depName.</w:t>
       </w:r>
     </w:p>
     <w:p>
@@ -4235,7 +4235,7 @@
               <w:br/>
               <w:t>FROM tblDepartment d</w:t>
               <w:br/>
-              <w:t>INNER JOIN tblDepLocation dl ON d.depNum = dl.depNum</w:t>
+              <w:t>LEFT JOIN tblDepLocation dl ON d.depNum = dl.depNum</w:t>
               <w:br/>
               <w:t>GROUP BY d.depNum, d.depName</w:t>
               <w:br/>
@@ -4262,7 +4262,7 @@
         <w:t xml:space="preserve">Technical Explanation: </w:t>
       </w:r>
       <w:r>
-        <w:t>TOP 1 WITH TIES ordered by COUNT(locNum) ASC.</w:t>
+        <w:t>LEFT JOIN so departments with 0 locations are included, TOP 1 WITH TIES ordered by COUNT(locNum) ASC.</w:t>
       </w:r>
     </w:p>
     <w:p>
@@ -4459,7 +4459,7 @@
               <w:br/>
               <w:t>FROM tblLocation l</w:t>
               <w:br/>
-              <w:t>INNER JOIN tblDepLocation dl ON l.locNum = dl.locNum</w:t>
+              <w:t>LEFT JOIN tblDepLocation dl ON l.locNum = dl.locNum</w:t>
               <w:br/>
               <w:t>GROUP BY l.locName</w:t>
               <w:br/>
@@ -4486,7 +4486,7 @@
         <w:t xml:space="preserve">Technical Explanation: </w:t>
       </w:r>
       <w:r>
-        <w:t>TOP 1 WITH TIES ordered by COUNT(depNum) ASC.</w:t>
+        <w:t>LEFT JOIN so locations with 0 departments are included, TOP 1 WITH TIES ordered by COUNT(depNum) ASC.</w:t>
       </w:r>
     </w:p>
     <w:p>
@@ -4905,13 +4905,15 @@
               <w:br/>
               <w:t>FROM tblDepartment dep</w:t>
               <w:br/>
-              <w:t>WHERE dep.depNum NOT IN (</w:t>
+              <w:t>WHERE NOT EXISTS (</w:t>
               <w:br/>
-              <w:t xml:space="preserve">    SELECT DISTINCT e.depNum</w:t>
+              <w:t xml:space="preserve">    SELECT 1</w:t>
               <w:br/>
               <w:t xml:space="preserve">    FROM tblEmployee e</w:t>
               <w:br/>
               <w:t xml:space="preserve">    INNER JOIN tblDependent d ON e.empSSN = d.empSSN</w:t>
+              <w:br/>
+              <w:t xml:space="preserve">    WHERE e.depNum = dep.depNum</w:t>
               <w:br/>
               <w:t>);</w:t>
             </w:r>
@@ -4936,7 +4938,7 @@
         <w:t xml:space="preserve">Technical Explanation: </w:t>
       </w:r>
       <w:r>
-        <w:t>NOT IN on department numbers of employees who have dependents.</w:t>
+        <w:t>NOT EXISTS: no employee of the department has a dependent (NULL-safe, unlike NOT IN when e.depNum can be NULL).</w:t>
       </w:r>
     </w:p>
     <w:p>
@@ -5131,13 +5133,15 @@
               <w:br/>
               <w:t>FROM tblDepartment dep</w:t>
               <w:br/>
-              <w:t>WHERE dep.depNum NOT IN (</w:t>
+              <w:t>WHERE NOT EXISTS (</w:t>
               <w:br/>
-              <w:t xml:space="preserve">    SELECT DISTINCT e.depNum</w:t>
+              <w:t xml:space="preserve">    SELECT 1</w:t>
               <w:br/>
               <w:t xml:space="preserve">    FROM tblEmployee e</w:t>
               <w:br/>
               <w:t xml:space="preserve">    INNER JOIN tblWorksOn w ON e.empSSN = w.empSSN</w:t>
+              <w:br/>
+              <w:t xml:space="preserve">    WHERE e.depNum = dep.depNum</w:t>
               <w:br/>
               <w:t>);</w:t>
             </w:r>
@@ -5162,7 +5166,7 @@
         <w:t xml:space="preserve">Technical Explanation: </w:t>
       </w:r>
       <w:r>
-        <w:t>NOT IN department numbers associated with employees in tblWorksOn.</w:t>
+        <w:t>NOT EXISTS: no employee of the department appears in tblWorksOn (NULL-safe).</w:t>
       </w:r>
     </w:p>
     <w:p>
@@ -5247,9 +5251,9 @@
               <w:br/>
               <w:t>FROM tblDepartment dep</w:t>
               <w:br/>
-              <w:t>WHERE dep.depNum NOT IN (</w:t>
+              <w:t>WHERE NOT EXISTS (</w:t>
               <w:br/>
-              <w:t xml:space="preserve">    SELECT DISTINCT e.depNum</w:t>
+              <w:t xml:space="preserve">    SELECT 1</w:t>
               <w:br/>
               <w:t xml:space="preserve">    FROM tblEmployee e</w:t>
               <w:br/>
@@ -5257,7 +5261,9 @@
               <w:br/>
               <w:t xml:space="preserve">    INNER JOIN tblProject p ON w.proNum = p.proNum</w:t>
               <w:br/>
-              <w:t xml:space="preserve">    WHERE p.proName = 'ProjectA'</w:t>
+              <w:t xml:space="preserve">    WHERE e.depNum = dep.depNum</w:t>
+              <w:br/>
+              <w:t xml:space="preserve">      AND p.proName = 'ProjectA'</w:t>
               <w:br/>
               <w:t>);</w:t>
             </w:r>
@@ -5282,7 +5288,7 @@
         <w:t xml:space="preserve">Technical Explanation: </w:t>
       </w:r>
       <w:r>
-        <w:t>Subquery joins employee, workson, project filtering proName = 'ProjectA'.</w:t>
+        <w:t>NOT EXISTS over employee, workson, project filtering proName = 'ProjectA' (NULL-safe).</w:t>
       </w:r>
     </w:p>
     <w:p>
@@ -6035,17 +6041,23 @@
                 <w:color w:val="282828"/>
                 <w:sz w:val="19"/>
               </w:rPr>
-              <w:t>SELECT e.empSSN, e.empName, COUNT(DISTINCT d.depName) AS numberOfDependents, SUM(w.workHours) AS totalHours</w:t>
+              <w:t>SELECT e.empSSN, e.empName, dc.numberOfDependents, wh.totalHours</w:t>
               <w:br/>
               <w:t>FROM tblEmployee e</w:t>
               <w:br/>
-              <w:t>INNER JOIN tblDependent d ON e.empSSN = d.empSSN</w:t>
+              <w:t>INNER JOIN (SELECT empSSN, COUNT(*) AS numberOfDependents</w:t>
               <w:br/>
-              <w:t>INNER JOIN tblWorksOn w ON e.empSSN = w.empSSN</w:t>
+              <w:t xml:space="preserve">            FROM tblDependent</w:t>
               <w:br/>
-              <w:t>GROUP BY e.empSSN, e.empName</w:t>
+              <w:t xml:space="preserve">            GROUP BY empSSN</w:t>
               <w:br/>
-              <w:t>HAVING COUNT(DISTINCT d.depName) &gt; 3;</w:t>
+              <w:t xml:space="preserve">            HAVING COUNT(*) &gt; 3) dc ON e.empSSN = dc.empSSN</w:t>
+              <w:br/>
+              <w:t>INNER JOIN (SELECT empSSN, SUM(workHours) AS totalHours</w:t>
+              <w:br/>
+              <w:t xml:space="preserve">            FROM tblWorksOn</w:t>
+              <w:br/>
+              <w:t xml:space="preserve">            GROUP BY empSSN) wh ON e.empSSN = wh.empSSN;</w:t>
             </w:r>
           </w:p>
         </w:tc>
@@ -6068,7 +6080,7 @@
         <w:t xml:space="preserve">Technical Explanation: </w:t>
       </w:r>
       <w:r>
-        <w:t>Count distinct dependents &gt; 3, SUM workHours.</w:t>
+        <w:t>Aggregate dependents and work hours in separate derived tables, then join: joining tblDependent and tblWorksOn directly multiplies the rows and inflates SUM(workHours) by the number of dependents.</w:t>
       </w:r>
     </w:p>
     <w:p>

--- a/output/Lab4.docx
+++ b/output/Lab4.docx
@@ -3675,15 +3675,15 @@
                 <w:color w:val="282828"/>
                 <w:sz w:val="19"/>
               </w:rPr>
-              <w:t>SELECT TOP 1 WITH TIES p.proNum, p.proName, SUM(w.workHours) AS totalHours</w:t>
+              <w:t>SELECT TOP 1 WITH TIES p.proNum, p.proName, ISNULL(SUM(w.workHours), 0) AS totalHours</w:t>
               <w:br/>
               <w:t>FROM tblProject p</w:t>
               <w:br/>
-              <w:t>INNER JOIN tblWorksOn w ON p.proNum = w.proNum</w:t>
+              <w:t>LEFT JOIN tblWorksOn w ON p.proNum = w.proNum</w:t>
               <w:br/>
               <w:t>GROUP BY p.proNum, p.proName</w:t>
               <w:br/>
-              <w:t>ORDER BY totalHours ASC;</w:t>
+              <w:t>ORDER BY ISNULL(SUM(w.workHours), 0) ASC;</w:t>
             </w:r>
           </w:p>
         </w:tc>
@@ -3706,7 +3706,7 @@
         <w:t xml:space="preserve">Technical Explanation: </w:t>
       </w:r>
       <w:r>
-        <w:t>TOP 1 WITH TIES ordered by SUM(workHours) ASC.</w:t>
+        <w:t>LEFT JOIN so projects with no work hours count as 0, TOP 1 WITH TIES ordered by ISNULL(SUM(workHours), 0) ASC.</w:t>
       </w:r>
     </w:p>
     <w:p>
